--- a/중국어_대화문/9부_docx/9부_10화_끝나지_않은_일.docx
+++ b/중국어_대화문/9부_docx/9부_10화_끝나지_않은_일.docx
@@ -18,7 +18,7 @@
         <w:t>등장인물:</w:t>
       </w:r>
       <w:r>
-        <w:t xml:space="preserve"> 선즈위안 沈知远(53세, 중앙위원회 총서기) / 청시 程曦(37세, 칭허현 윈링향 향당위 부서기 파견 중·후계 후보) / 녜추 聂秋(66세, 총서기 판공청 주임) / 리위퉁 李雨桐(46세, 총서기 판공실 참모) / 량페이전 梁佩珍(66세, 정치국원·독립 감독) / 웨이창펑 魏长风(66세, 정치국원) / 사오톄쥔 邵铁军(65세, 중앙국가안전위원회 판공실 주임, 열석) / 장리췬 蒋立群(60대 후반, 정치국원·회의 사회) / 푸징밍 傅景明(57세, 동링성 성위서기, 열석) / 간화이구 甘怀谷(98세, 은퇴한 개혁파 원로 간부) / 간호사 护士(30대, 장촨 간부휴양소 의무동) / 덩 노인 邓老汉(70대, 윈링향 주민) / 팡 주임 庞主任(50대, 윈링향 농촌신용사 주임)</w:t>
+        <w:t xml:space="preserve"> 선즈위안 沈知远(53세, 중앙위원회 총서기) / 청시 程曦(39세, 칭허현 윈링향 향당위 부서기 파견 중·후계 후보) / 녜추 聂秋(66세, 총서기 판공청 주임) / 리위퉁 李雨桐(48세, 총서기 판공실 참모) / 량페이전 梁佩珍(68세, 정치국원·독립 감독) / 웨이창펑 魏长风(67세, 정치국원) / 사오톄쥔 邵铁军(65세, 중앙국가안전위원회 판공실 주임, 열석) / 장리췬 蒋立群(60대 후반, 정치국원·회의 사회) / 푸징밍 傅景明(57세, 동링성 성위서기, 열석) / 간화이구 甘怀谷(99세, 은퇴한 개혁파 원로 간부) / 간호사 护士(30대, 창촨 간부휴양소 의무동) / 덩 노인 邓老汉(70대, 윈링향 주민) / 팡 주임 庞主任(50대, 윈링향 농촌신용사 주임)</w:t>
       </w:r>
     </w:p>
     <w:p>
@@ -241,12 +241,12 @@
         <w:pStyle w:val="Heading2"/>
       </w:pPr>
       <w:r>
-        <w:t>장면 2 — 8월 21일(화) 오후 2시, 西郊会堂 小会议室 — 一项全过，一项缩，一项没了</w:t>
+        <w:t>장면 2 — 8월 21일(화) 오후 2시, 北楼 二层 政治局会议室 — 一项全过，一项缩，一项没了</w:t>
       </w:r>
     </w:p>
     <w:p>
       <w:r>
-        <w:t>(八月二十一日，星期二，下午两点。西郊会堂的小会议室，政治局例会。长桌两边二十五把椅子，每人面前三色小方块，总书记的位置没有键。魏长风膝上横着钢尺。邵铁军坐在靠墙的列席位，膝头一本黑色笔记本，合着。傅景明作为地方列席，坐在门边，面前一杯水，一口没动。梁佩珍的计时器放在桌尾，蒋立群在主持。)</w:t>
+        <w:t>(八月二十一日，星期二，下午两点。北楼二层政治局会议室，政治局例会。长桌两边二十五把椅子，每人面前三色小方块，总书记的位置也有一个键，这一回他不回避。魏长风膝上横着钢尺。邵铁军坐在靠墙的列席位，膝头一本黑色笔记本，合着。傅景明作为地方列席，坐在门边，面前一杯水，一口没动。梁佩珍的计时器放在桌尾，蒋立群在主持。)</w:t>
       </w:r>
     </w:p>
     <w:p>
@@ -934,7 +934,7 @@
         <w:t>李雨桐:</w:t>
       </w:r>
       <w:r>
-        <w:t xml:space="preserve"> 总书记，程主任的第十七周日志，我读一段。“十月二十二日，云岭乡农村信用社，口头通知，无文号，每人每日限取五百元，库存现金五天。同类情形，本周又见三个乡镇。”后面一行她画了线：“这不是云岭一个社的事。”</w:t>
+        <w:t xml:space="preserve"> 总书记，程主任的第十八周日志，我读一段。“十月二十二日，云岭乡农村信用社，口头通知，无文号，每人每日限取五百元，库存现金五天。同类情形，本周又见三个乡镇。”后面一行她画了线：“这不是云岭一个社的事。”</w:t>
       </w:r>
     </w:p>
     <w:p>
@@ -1804,7 +1804,7 @@
     </w:p>
     <w:p>
       <w:r>
-        <w:t>(他取出一张白纸，拧开钢笔。纸上写下“苏敏：”，两个字，停了很久，笔尖在“敏”字的最后一笔上洇开一个小点。他没有往下写，把纸对折，没有放进那叠信，放进抽屉右边的透明夹子，夹子上写着“废稿”。他在卡片上划掉“十五”，改成“十六”，“四十”没动。)</w:t>
+        <w:t>(他取出一张白纸，拧开钢笔。纸上写下“苏敏：”，两个字，停了很久，笔尖在“敏”字的最后一笔上洇开一个小点。他没有往下写，把纸对折，没有放进那叠信，放进抽屉右边的透明夹子，夹子上写着“废稿”。他在卡片上划掉“十六”，改成“十七”，“四十”没动。)</w:t>
       </w:r>
     </w:p>
     <w:p>
